--- a/arb/docx/014.content.docx
+++ b/arb/docx/014.content.docx
@@ -286,20 +286,14 @@
         </w:rPr>
         <w:t xml:space="preserve"> هو عضلة داخل الجسم تجعل الدم يتدفق باستمرار، لكن في الكتاب المُقدَّس، يُستخدم القلب كلغةٍ تصويرية للإشارة إلى المكان الذي تحدث فيه أفكار الشخص ومشاعره وقراراته. فشخص له "قلب شرير" يفكِّر في أشياء </w:t>
       </w:r>
-      <w:hyperlink r:id="rId13">
-        <w:r>
-          <w:rPr>
-            <w:rtl/>
-            <w:cs/>
-            <w:lang w:val="ar_AE" w:bidi="ar_AE"/>
-          </w:rPr>
-          <w:rPr>
-            <w:color w:val="0000EE"/>
-            <w:u w:val="single"/>
-          </w:rPr>
-          <w:t>شريرة</w:t>
-        </w:r>
-      </w:hyperlink>
+      <w:r>
+        <w:rPr>
+          <w:rtl/>
+          <w:cs/>
+          <w:lang w:val="ar_AE" w:bidi="ar_AE"/>
+        </w:rPr>
+        <w:t>شريرة</w:t>
+      </w:r>
       <w:r>
         <w:rPr>
           <w:rtl/>
@@ -310,7 +304,6 @@
       </w:r>
       <w:r>
         <w:rPr>
-          <w:b/>
           <w:rtl/>
           <w:cs/>
           <w:lang w:val="ar_AE" w:bidi="ar_AE"/>
@@ -403,20 +396,14 @@
         </w:rPr>
         <w:t xml:space="preserve">في </w:t>
       </w:r>
-      <w:hyperlink r:id="rId14">
-        <w:r>
-          <w:rPr>
-            <w:rtl/>
-            <w:cs/>
-            <w:lang w:val="ar_AE" w:bidi="ar_AE"/>
-          </w:rPr>
-          <w:rPr>
-            <w:color w:val="0000EE"/>
-            <w:u w:val="single"/>
-          </w:rPr>
-          <w:t>اللغة العبرية</w:t>
-        </w:r>
-      </w:hyperlink>
+      <w:r>
+        <w:rPr>
+          <w:rtl/>
+          <w:cs/>
+          <w:lang w:val="ar_AE" w:bidi="ar_AE"/>
+        </w:rPr>
+        <w:t>اللغة العبرية</w:t>
+      </w:r>
       <w:r>
         <w:rPr>
           <w:rtl/>
@@ -427,7 +414,6 @@
       </w:r>
       <w:r>
         <w:rPr>
-          <w:b/>
           <w:rtl/>
           <w:cs/>
           <w:lang w:val="ar_AE" w:bidi="ar_AE"/>
@@ -578,20 +564,14 @@
         </w:rPr>
         <w:t xml:space="preserve"> في العهد الجديد هو اسم رتبة في الجيش الروماني. وكان الناس يدعونه أحيانًا "الأمير". وكان للقائد العسكري أو لأمير الكتيبة سلطان أكثر من </w:t>
       </w:r>
-      <w:hyperlink r:id="rId15">
-        <w:r>
-          <w:rPr>
-            <w:rtl/>
-            <w:cs/>
-            <w:lang w:val="ar_AE" w:bidi="ar_AE"/>
-          </w:rPr>
-          <w:rPr>
-            <w:color w:val="0000EE"/>
-            <w:u w:val="single"/>
-          </w:rPr>
-          <w:t>قائد المئة</w:t>
-        </w:r>
-      </w:hyperlink>
+      <w:r>
+        <w:rPr>
+          <w:rtl/>
+          <w:cs/>
+          <w:lang w:val="ar_AE" w:bidi="ar_AE"/>
+        </w:rPr>
+        <w:t>قائد المئة</w:t>
+      </w:r>
       <w:r>
         <w:rPr>
           <w:rtl/>
@@ -780,20 +760,15 @@
         </w:rPr>
         <w:t xml:space="preserve">وقبل أن يكون لشعب </w:t>
       </w:r>
-      <w:hyperlink r:id="rId16">
-        <w:r>
-          <w:rPr>
-            <w:rtl/>
-            <w:cs/>
-            <w:lang w:val="ar_AE" w:bidi="ar_AE"/>
-          </w:rPr>
-          <w:rPr>
-            <w:color w:val="0000EE"/>
-            <w:u w:val="single"/>
-          </w:rPr>
-          <w:t>إسرائيل</w:t>
-        </w:r>
-      </w:hyperlink>
+      <w:r>
+        <w:rPr>
+          <w:b/>
+          <w:rtl/>
+          <w:cs/>
+          <w:lang w:val="ar_AE" w:bidi="ar_AE"/>
+        </w:rPr>
+        <w:t>إسرائيل</w:t>
+      </w:r>
       <w:r>
         <w:rPr>
           <w:rtl/>
@@ -1039,20 +1014,14 @@
         </w:rPr>
         <w:t xml:space="preserve"> تعني ببساطة "الأشخاص </w:t>
       </w:r>
-      <w:hyperlink r:id="rId17">
-        <w:r>
-          <w:rPr>
-            <w:rtl/>
-            <w:cs/>
-            <w:lang w:val="ar_AE" w:bidi="ar_AE"/>
-          </w:rPr>
-          <w:rPr>
-            <w:color w:val="0000EE"/>
-            <w:u w:val="single"/>
-          </w:rPr>
-          <w:t>المُقدَّسين</w:t>
-        </w:r>
-      </w:hyperlink>
+      <w:r>
+        <w:rPr>
+          <w:rtl/>
+          <w:cs/>
+          <w:lang w:val="ar_AE" w:bidi="ar_AE"/>
+        </w:rPr>
+        <w:t>المُقدَّسين</w:t>
+      </w:r>
       <w:r>
         <w:rPr>
           <w:rtl/>
@@ -1061,20 +1030,14 @@
         </w:rPr>
         <w:t xml:space="preserve">". في العهد القديم، الأشخاص المقدَّسون، أو القديسون، هم الذين يتبعون </w:t>
       </w:r>
-      <w:hyperlink r:id="rId18">
-        <w:r>
-          <w:rPr>
-            <w:rtl/>
-            <w:cs/>
-            <w:lang w:val="ar_AE" w:bidi="ar_AE"/>
-          </w:rPr>
-          <w:rPr>
-            <w:color w:val="0000EE"/>
-            <w:u w:val="single"/>
-          </w:rPr>
-          <w:t>الله</w:t>
-        </w:r>
-      </w:hyperlink>
+      <w:r>
+        <w:rPr>
+          <w:rtl/>
+          <w:cs/>
+          <w:lang w:val="ar_AE" w:bidi="ar_AE"/>
+        </w:rPr>
+        <w:t>الله</w:t>
+      </w:r>
       <w:r>
         <w:rPr>
           <w:rtl/>
@@ -1159,20 +1122,14 @@
         </w:rPr>
         <w:t xml:space="preserve"> تقدمة أو </w:t>
       </w:r>
-      <w:hyperlink r:id="rId19">
-        <w:r>
-          <w:rPr>
-            <w:rtl/>
-            <w:cs/>
-            <w:lang w:val="ar_AE" w:bidi="ar_AE"/>
-          </w:rPr>
-          <w:rPr>
-            <w:color w:val="0000EE"/>
-            <w:u w:val="single"/>
-          </w:rPr>
-          <w:t>ذبيحة</w:t>
-        </w:r>
-      </w:hyperlink>
+      <w:r>
+        <w:rPr>
+          <w:rtl/>
+          <w:cs/>
+          <w:lang w:val="ar_AE" w:bidi="ar_AE"/>
+        </w:rPr>
+        <w:t>ذبيحة</w:t>
+      </w:r>
       <w:r>
         <w:rPr>
           <w:rtl/>
@@ -1181,20 +1138,14 @@
         </w:rPr>
         <w:t xml:space="preserve"> تُقَدَّم في طقس إلى الله، عادة في </w:t>
       </w:r>
-      <w:hyperlink r:id="rId20">
-        <w:r>
-          <w:rPr>
-            <w:rtl/>
-            <w:cs/>
-            <w:lang w:val="ar_AE" w:bidi="ar_AE"/>
-          </w:rPr>
-          <w:rPr>
-            <w:color w:val="0000EE"/>
-            <w:u w:val="single"/>
-          </w:rPr>
-          <w:t>الهيكل</w:t>
-        </w:r>
-      </w:hyperlink>
+      <w:r>
+        <w:rPr>
+          <w:rtl/>
+          <w:cs/>
+          <w:lang w:val="ar_AE" w:bidi="ar_AE"/>
+        </w:rPr>
+        <w:t>الهيكل</w:t>
+      </w:r>
       <w:r>
         <w:rPr>
           <w:rtl/>
@@ -1203,20 +1154,14 @@
         </w:rPr>
         <w:t xml:space="preserve"> أو على </w:t>
       </w:r>
-      <w:hyperlink r:id="rId21">
-        <w:r>
-          <w:rPr>
-            <w:rtl/>
-            <w:cs/>
-            <w:lang w:val="ar_AE" w:bidi="ar_AE"/>
-          </w:rPr>
-          <w:rPr>
-            <w:color w:val="0000EE"/>
-            <w:u w:val="single"/>
-          </w:rPr>
-          <w:t>مذبح</w:t>
-        </w:r>
-      </w:hyperlink>
+      <w:r>
+        <w:rPr>
+          <w:rtl/>
+          <w:cs/>
+          <w:lang w:val="ar_AE" w:bidi="ar_AE"/>
+        </w:rPr>
+        <w:t>مذبح</w:t>
+      </w:r>
       <w:r>
         <w:rPr>
           <w:rtl/>
@@ -1227,7 +1172,6 @@
       </w:r>
       <w:r>
         <w:rPr>
-          <w:b/>
           <w:rtl/>
           <w:cs/>
           <w:lang w:val="ar_AE" w:bidi="ar_AE"/>
@@ -1242,20 +1186,14 @@
         </w:rPr>
         <w:t xml:space="preserve">، أو لطلب </w:t>
       </w:r>
-      <w:hyperlink r:id="rId22">
-        <w:r>
-          <w:rPr>
-            <w:rtl/>
-            <w:cs/>
-            <w:lang w:val="ar_AE" w:bidi="ar_AE"/>
-          </w:rPr>
-          <w:rPr>
-            <w:color w:val="0000EE"/>
-            <w:u w:val="single"/>
-          </w:rPr>
-          <w:t>غفران</w:t>
-        </w:r>
-      </w:hyperlink>
+      <w:r>
+        <w:rPr>
+          <w:rtl/>
+          <w:cs/>
+          <w:lang w:val="ar_AE" w:bidi="ar_AE"/>
+        </w:rPr>
+        <w:t>غفران</w:t>
+      </w:r>
       <w:r>
         <w:rPr>
           <w:rtl/>
@@ -1264,20 +1202,14 @@
         </w:rPr>
         <w:t xml:space="preserve"> </w:t>
       </w:r>
-      <w:hyperlink r:id="rId23">
-        <w:r>
-          <w:rPr>
-            <w:rtl/>
-            <w:cs/>
-            <w:lang w:val="ar_AE" w:bidi="ar_AE"/>
-          </w:rPr>
-          <w:rPr>
-            <w:color w:val="0000EE"/>
-            <w:u w:val="single"/>
-          </w:rPr>
-          <w:t>للخطية</w:t>
-        </w:r>
-      </w:hyperlink>
+      <w:r>
+        <w:rPr>
+          <w:rtl/>
+          <w:cs/>
+          <w:lang w:val="ar_AE" w:bidi="ar_AE"/>
+        </w:rPr>
+        <w:t>للخطية</w:t>
+      </w:r>
       <w:r>
         <w:rPr>
           <w:rtl/>
@@ -1497,20 +1429,15 @@
         </w:rPr>
         <w:t xml:space="preserve">القميص هو قطعة من الثياب يرتديها كل من الرجال والنساء، وهو قميص يصل إلى الركبتين، أو الكاحلين. وكان من الممكن للناس أن يصنعوا الأقمصة من الصوف أو الكتان. وعادةً ما كان الناس يرتدون حزامًا حول وسطهم خارج القميص. كما قد يضع الرجال سيوفهم في الحزام (المنطقة) الموجود حول القميص. وكان الناس يرتدون القميص تحت الثياب الخارجية مثل </w:t>
       </w:r>
-      <w:hyperlink r:id="rId24">
-        <w:r>
-          <w:rPr>
-            <w:rtl/>
-            <w:cs/>
-            <w:lang w:val="ar_AE" w:bidi="ar_AE"/>
-          </w:rPr>
-          <w:rPr>
-            <w:color w:val="0000EE"/>
-            <w:u w:val="single"/>
-          </w:rPr>
-          <w:t>الرداء</w:t>
-        </w:r>
-      </w:hyperlink>
+      <w:r>
+        <w:rPr>
+          <w:b/>
+          <w:rtl/>
+          <w:cs/>
+          <w:lang w:val="ar_AE" w:bidi="ar_AE"/>
+        </w:rPr>
+        <w:t>الرداء</w:t>
+      </w:r>
       <w:r>
         <w:rPr>
           <w:rtl/>
@@ -1519,20 +1446,15 @@
         </w:rPr>
         <w:t xml:space="preserve"> أو </w:t>
       </w:r>
-      <w:hyperlink r:id="rId25">
-        <w:r>
-          <w:rPr>
-            <w:rtl/>
-            <w:cs/>
-            <w:lang w:val="ar_AE" w:bidi="ar_AE"/>
-          </w:rPr>
-          <w:rPr>
-            <w:color w:val="0000EE"/>
-            <w:u w:val="single"/>
-          </w:rPr>
-          <w:t>الجبة</w:t>
-        </w:r>
-      </w:hyperlink>
+      <w:r>
+        <w:rPr>
+          <w:b/>
+          <w:rtl/>
+          <w:cs/>
+          <w:lang w:val="ar_AE" w:bidi="ar_AE"/>
+        </w:rPr>
+        <w:t>الجبة</w:t>
+      </w:r>
       <w:r>
         <w:rPr>
           <w:rtl/>
@@ -1625,20 +1547,15 @@
         </w:rPr>
         <w:t xml:space="preserve"> إلى استطاعة الشخص على فعل شيء ما، أو قوته الجسدية. والكلمات "</w:t>
       </w:r>
-      <w:hyperlink r:id="rId26">
-        <w:r>
-          <w:rPr>
-            <w:rtl/>
-            <w:cs/>
-            <w:lang w:val="ar_AE" w:bidi="ar_AE"/>
-          </w:rPr>
-          <w:rPr>
-            <w:color w:val="0000EE"/>
-            <w:u w:val="single"/>
-          </w:rPr>
-          <w:t>القلب</w:t>
-        </w:r>
-      </w:hyperlink>
+      <w:r>
+        <w:rPr>
+          <w:b/>
+          <w:rtl/>
+          <w:cs/>
+          <w:lang w:val="ar_AE" w:bidi="ar_AE"/>
+        </w:rPr>
+        <w:t>القلب</w:t>
+      </w:r>
       <w:r>
         <w:rPr>
           <w:rtl/>
@@ -1647,20 +1564,15 @@
         </w:rPr>
         <w:t>، و</w:t>
       </w:r>
-      <w:hyperlink r:id="rId27">
-        <w:r>
-          <w:rPr>
-            <w:rtl/>
-            <w:cs/>
-            <w:lang w:val="ar_AE" w:bidi="ar_AE"/>
-          </w:rPr>
-          <w:rPr>
-            <w:color w:val="0000EE"/>
-            <w:u w:val="single"/>
-          </w:rPr>
-          <w:t>النفس</w:t>
-        </w:r>
-      </w:hyperlink>
+      <w:r>
+        <w:rPr>
+          <w:b/>
+          <w:rtl/>
+          <w:cs/>
+          <w:lang w:val="ar_AE" w:bidi="ar_AE"/>
+        </w:rPr>
+        <w:t>النفس</w:t>
+      </w:r>
       <w:r>
         <w:rPr>
           <w:rtl/>
@@ -1669,20 +1581,15 @@
         </w:rPr>
         <w:t>، و</w:t>
       </w:r>
-      <w:hyperlink r:id="rId28">
-        <w:r>
-          <w:rPr>
-            <w:rtl/>
-            <w:cs/>
-            <w:lang w:val="ar_AE" w:bidi="ar_AE"/>
-          </w:rPr>
-          <w:rPr>
-            <w:color w:val="0000EE"/>
-            <w:u w:val="single"/>
-          </w:rPr>
-          <w:t>العقل</w:t>
-        </w:r>
-      </w:hyperlink>
+      <w:r>
+        <w:rPr>
+          <w:b/>
+          <w:rtl/>
+          <w:cs/>
+          <w:lang w:val="ar_AE" w:bidi="ar_AE"/>
+        </w:rPr>
+        <w:t>العقل</w:t>
+      </w:r>
       <w:r>
         <w:rPr>
           <w:rtl/>
@@ -1809,20 +1716,14 @@
         </w:rPr>
         <w:t xml:space="preserve">. ولقد عاد يسوع إلى الحياة مرة أخرى كشخص كامل – له جسد! فهو لم يكن مجرد </w:t>
       </w:r>
-      <w:hyperlink r:id="rId29">
-        <w:r>
-          <w:rPr>
-            <w:rtl/>
-            <w:cs/>
-            <w:lang w:val="ar_AE" w:bidi="ar_AE"/>
-          </w:rPr>
-          <w:rPr>
-            <w:color w:val="0000EE"/>
-            <w:u w:val="single"/>
-          </w:rPr>
-          <w:t>روح</w:t>
-        </w:r>
-      </w:hyperlink>
+      <w:r>
+        <w:rPr>
+          <w:rtl/>
+          <w:cs/>
+          <w:lang w:val="ar_AE" w:bidi="ar_AE"/>
+        </w:rPr>
+        <w:t>روح</w:t>
+      </w:r>
       <w:r>
         <w:rPr>
           <w:rtl/>
@@ -1833,7 +1734,6 @@
       </w:r>
       <w:r>
         <w:rPr>
-          <w:b/>
           <w:rtl/>
           <w:cs/>
           <w:lang w:val="ar_AE" w:bidi="ar_AE"/>
@@ -1868,20 +1768,14 @@
         </w:rPr>
         <w:t xml:space="preserve">وعندما يعود يسوع ثانية ليحكم </w:t>
       </w:r>
-      <w:hyperlink r:id="rId30">
-        <w:r>
-          <w:rPr>
-            <w:rtl/>
-            <w:cs/>
-            <w:lang w:val="ar_AE" w:bidi="ar_AE"/>
-          </w:rPr>
-          <w:rPr>
-            <w:color w:val="0000EE"/>
-            <w:u w:val="single"/>
-          </w:rPr>
-          <w:t>كملكًا</w:t>
-        </w:r>
-      </w:hyperlink>
+      <w:r>
+        <w:rPr>
+          <w:rtl/>
+          <w:cs/>
+          <w:lang w:val="ar_AE" w:bidi="ar_AE"/>
+        </w:rPr>
+        <w:t>كملكًا</w:t>
+      </w:r>
       <w:r>
         <w:rPr>
           <w:rtl/>
@@ -1892,7 +1786,6 @@
       </w:r>
       <w:r>
         <w:rPr>
-          <w:b/>
           <w:rtl/>
           <w:cs/>
           <w:lang w:val="ar_AE" w:bidi="ar_AE"/>
@@ -2005,7 +1898,6 @@
       </w:r>
       <w:r>
         <w:rPr>
-          <w:b/>
           <w:rtl/>
           <w:cs/>
           <w:lang w:val="ar_AE" w:bidi="ar_AE"/>
@@ -2042,7 +1934,6 @@
       </w:r>
       <w:r>
         <w:rPr>
-          <w:b/>
           <w:rtl/>
           <w:cs/>
           <w:lang w:val="ar_AE" w:bidi="ar_AE"/>
@@ -2059,7 +1950,6 @@
       </w:r>
       <w:r>
         <w:rPr>
-          <w:b/>
           <w:rtl/>
           <w:cs/>
           <w:lang w:val="ar_AE" w:bidi="ar_AE"/>
@@ -2150,20 +2040,14 @@
         </w:rPr>
         <w:t xml:space="preserve"> كانت مدينة تقع على بعد 40 كيلومترًا شمال </w:t>
       </w:r>
-      <w:hyperlink r:id="rId31">
-        <w:r>
-          <w:rPr>
-            <w:rtl/>
-            <w:cs/>
-            <w:lang w:val="ar_AE" w:bidi="ar_AE"/>
-          </w:rPr>
-          <w:rPr>
-            <w:color w:val="0000EE"/>
-            <w:u w:val="single"/>
-          </w:rPr>
-          <w:t>بحر الجليل</w:t>
-        </w:r>
-      </w:hyperlink>
+      <w:r>
+        <w:rPr>
+          <w:rtl/>
+          <w:cs/>
+          <w:lang w:val="ar_AE" w:bidi="ar_AE"/>
+        </w:rPr>
+        <w:t>بحر الجليل</w:t>
+      </w:r>
       <w:r>
         <w:rPr>
           <w:rtl/>
@@ -2174,7 +2058,6 @@
       </w:r>
       <w:r>
         <w:rPr>
-          <w:b/>
           <w:rtl/>
           <w:cs/>
           <w:lang w:val="ar_AE" w:bidi="ar_AE"/>
@@ -2189,20 +2072,14 @@
         </w:rPr>
         <w:t xml:space="preserve">. وفي داخل هذه المدينة كان يُوجد معبد(هيكل) قد بناه الناس </w:t>
       </w:r>
-      <w:hyperlink r:id="rId32">
-        <w:r>
-          <w:rPr>
-            <w:rtl/>
-            <w:cs/>
-            <w:lang w:val="ar_AE" w:bidi="ar_AE"/>
-          </w:rPr>
-          <w:rPr>
-            <w:color w:val="0000EE"/>
-            <w:u w:val="single"/>
-          </w:rPr>
-          <w:t>ليعبدوا</w:t>
-        </w:r>
-      </w:hyperlink>
+      <w:r>
+        <w:rPr>
+          <w:rtl/>
+          <w:cs/>
+          <w:lang w:val="ar_AE" w:bidi="ar_AE"/>
+        </w:rPr>
+        <w:t>ليعبدوا</w:t>
+      </w:r>
       <w:r>
         <w:rPr>
           <w:rtl/>
@@ -2211,20 +2088,14 @@
         </w:rPr>
         <w:t xml:space="preserve"> </w:t>
       </w:r>
-      <w:hyperlink r:id="rId33">
-        <w:r>
-          <w:rPr>
-            <w:rtl/>
-            <w:cs/>
-            <w:lang w:val="ar_AE" w:bidi="ar_AE"/>
-          </w:rPr>
-          <w:rPr>
-            <w:color w:val="0000EE"/>
-            <w:u w:val="single"/>
-          </w:rPr>
-          <w:t>قيصر</w:t>
-        </w:r>
-      </w:hyperlink>
+      <w:r>
+        <w:rPr>
+          <w:rtl/>
+          <w:cs/>
+          <w:lang w:val="ar_AE" w:bidi="ar_AE"/>
+        </w:rPr>
+        <w:t>قيصر</w:t>
+      </w:r>
       <w:r>
         <w:rPr>
           <w:rtl/>
